--- a/UAE_U/Dear manager.docx
+++ b/UAE_U/Dear manager.docx
@@ -31,19 +31,68 @@
         <w:rPr>
           <w:rFonts w:cs="Arial"/>
         </w:rPr>
-        <w:t xml:space="preserve">My name is Negar and I'm from Iran and I am very interested in studying and </w:t>
-      </w:r>
-      <w:r>
-        <w:rPr>
-          <w:rFonts w:cs="Arial"/>
-        </w:rPr>
-        <w:t>living</w:t>
-      </w:r>
-      <w:r>
-        <w:rPr>
-          <w:rFonts w:cs="Arial"/>
-        </w:rPr>
-        <w:t xml:space="preserve"> in the UAE since UAE have always been striving for the latest technologies for their country to have a bright future.</w:t>
+        <w:t xml:space="preserve">My name is Negar and I'm from Iran </w:t>
+      </w:r>
+      <w:r>
+        <w:rPr>
+          <w:rFonts w:cs="Arial"/>
+        </w:rPr>
+        <w:t xml:space="preserve">and </w:t>
+      </w:r>
+      <w:r>
+        <w:rPr>
+          <w:rFonts w:cs="Arial"/>
+        </w:rPr>
+        <w:t xml:space="preserve">I </w:t>
+      </w:r>
+      <w:r>
+        <w:rPr>
+          <w:rFonts w:cs="Arial"/>
+        </w:rPr>
+        <w:t xml:space="preserve">have </w:t>
+      </w:r>
+      <w:r>
+        <w:rPr>
+          <w:rFonts w:cs="Arial"/>
+        </w:rPr>
+        <w:t>graduated high school at a Cambridge International School in Turkey</w:t>
+      </w:r>
+      <w:r>
+        <w:rPr>
+          <w:rFonts w:cs="Arial"/>
+        </w:rPr>
+        <w:t>, with grade of 95.42 for 12</w:t>
+      </w:r>
+      <w:r>
+        <w:rPr>
+          <w:rFonts w:cs="Arial"/>
+          <w:vertAlign w:val="superscript"/>
+        </w:rPr>
+        <w:t>th</w:t>
+      </w:r>
+      <w:r>
+        <w:rPr>
+          <w:rFonts w:cs="Arial"/>
+        </w:rPr>
+        <w:t xml:space="preserve"> grade</w:t>
+      </w:r>
+      <w:r>
+        <w:rPr>
+          <w:rFonts w:cs="Arial"/>
+        </w:rPr>
+        <w:t xml:space="preserve">, and I was among the finest students in the school. I have very strong recommendation letters from math, IT, physics, and English teachers </w:t>
+      </w:r>
+      <w:r>
+        <w:rPr>
+          <w:rFonts w:cs="Arial"/>
+        </w:rPr>
+        <w:t xml:space="preserve">also our school coordinator </w:t>
+      </w:r>
+      <w:r>
+        <w:rPr>
+          <w:rFonts w:cs="Arial"/>
+        </w:rPr>
+        <w:t>because I was always one of the bests.</w:t>
       </w:r>
     </w:p>
     <w:p>
@@ -56,19 +105,19 @@
         <w:rPr>
           <w:rFonts w:cs="Arial"/>
         </w:rPr>
-        <w:t xml:space="preserve">I graduated high school at a Cambridge International School in Turkey, where my grades were consistently </w:t>
-      </w:r>
-      <w:r>
-        <w:rPr>
-          <w:rFonts w:cs="Arial"/>
-        </w:rPr>
-        <w:t>outstanding,</w:t>
-      </w:r>
-      <w:r>
-        <w:rPr>
-          <w:rFonts w:cs="Arial"/>
-        </w:rPr>
-        <w:t xml:space="preserve"> and I was among the finest students in the school. I have very strong recommendation letters from math, IT, physics, and English teachers because I was always one of the bests.</w:t>
+        <w:t xml:space="preserve">I participated in four model United Nations (MUN) competitions, winning first place in two and second place in one. I have also completed a Cambridge 5000-word essay on the Nature of Time in Physics. I am familiar with the programming languages Python, Java script in HTML, and I am currently learning C++.I also took Tafel </w:t>
+      </w:r>
+      <w:r>
+        <w:rPr>
+          <w:rFonts w:cs="Arial"/>
+        </w:rPr>
+        <w:t>in which I scored</w:t>
+      </w:r>
+      <w:r>
+        <w:rPr>
+          <w:rFonts w:cs="Arial"/>
+        </w:rPr>
+        <w:t xml:space="preserve"> 96.</w:t>
       </w:r>
     </w:p>
     <w:p>
@@ -81,7 +130,70 @@
         <w:rPr>
           <w:rFonts w:cs="Arial"/>
         </w:rPr>
-        <w:t>I participated in four model United Nations (MUN) competitions, winning first place in two and second place in one. I have also completed a Cambridge 5000-word essay on the Nature of Time in Physics. I am familiar with the programming languages Python, Java script in HTML, and I am currently learning C++.</w:t>
+        <w:t xml:space="preserve">With all the above, I believe I am a strong contender for </w:t>
+      </w:r>
+      <w:proofErr w:type="spellStart"/>
+      <w:r>
+        <w:rPr>
+          <w:rFonts w:cs="Arial"/>
+        </w:rPr>
+        <w:t>your</w:t>
+      </w:r>
+      <w:proofErr w:type="spellEnd"/>
+      <w:r>
+        <w:rPr>
+          <w:rFonts w:cs="Arial"/>
+        </w:rPr>
+        <w:t xml:space="preserve"> </w:t>
+      </w:r>
+      <w:r>
+        <w:rPr>
+          <w:rFonts w:cs="Arial"/>
+        </w:rPr>
+        <w:t>Bachelor of Engineering (B.Eng.)</w:t>
+      </w:r>
+      <w:r>
+        <w:t xml:space="preserve"> </w:t>
+      </w:r>
+      <w:r>
+        <w:rPr>
+          <w:rFonts w:cs="Arial"/>
+        </w:rPr>
+        <w:t xml:space="preserve">Management and Data </w:t>
+      </w:r>
+      <w:proofErr w:type="spellStart"/>
+      <w:proofErr w:type="gramStart"/>
+      <w:r>
+        <w:rPr>
+          <w:rFonts w:cs="Arial"/>
+        </w:rPr>
+        <w:t>Science</w:t>
+      </w:r>
+      <w:r>
+        <w:rPr>
+          <w:rFonts w:cs="Arial"/>
+        </w:rPr>
+        <w:t>Engineering</w:t>
+      </w:r>
+      <w:proofErr w:type="spellEnd"/>
+      <w:r>
+        <w:rPr>
+          <w:rFonts w:cs="Arial"/>
+        </w:rPr>
+        <w:t xml:space="preserve"> </w:t>
+      </w:r>
+      <w:r>
+        <w:rPr>
+          <w:rFonts w:cs="Arial"/>
+        </w:rPr>
+        <w:t>.</w:t>
+      </w:r>
+      <w:proofErr w:type="gramEnd"/>
+      <w:r>
+        <w:rPr>
+          <w:rFonts w:cs="Arial"/>
+        </w:rPr>
+        <w:t xml:space="preserve"> I am very interested in studying at your fantastic university.</w:t>
       </w:r>
     </w:p>
     <w:p>
@@ -94,100 +206,28 @@
         <w:rPr>
           <w:rFonts w:cs="Arial"/>
         </w:rPr>
-        <w:t xml:space="preserve">I also took </w:t>
-      </w:r>
-      <w:r>
-        <w:rPr>
-          <w:rFonts w:cs="Arial"/>
-        </w:rPr>
-        <w:t>the SAT</w:t>
-      </w:r>
-      <w:r>
-        <w:rPr>
-          <w:rFonts w:cs="Arial"/>
-        </w:rPr>
-        <w:t xml:space="preserve"> and </w:t>
-      </w:r>
-      <w:r>
-        <w:rPr>
-          <w:rFonts w:cs="Arial"/>
-        </w:rPr>
-        <w:t>Tafel</w:t>
-      </w:r>
-      <w:r>
-        <w:rPr>
-          <w:rFonts w:cs="Arial"/>
-        </w:rPr>
-        <w:t xml:space="preserve"> as well. </w:t>
-      </w:r>
-      <w:r>
-        <w:rPr>
-          <w:rFonts w:cs="Arial"/>
-        </w:rPr>
-        <w:t>On</w:t>
-      </w:r>
-      <w:r>
-        <w:rPr>
-          <w:rFonts w:cs="Arial"/>
-        </w:rPr>
-        <w:t xml:space="preserve"> SAT I scored 1370 with math score 740 and in </w:t>
-      </w:r>
-      <w:r>
-        <w:rPr>
-          <w:rFonts w:cs="Arial"/>
-        </w:rPr>
-        <w:t>Tafel</w:t>
-      </w:r>
-      <w:r>
-        <w:rPr>
-          <w:rFonts w:cs="Arial"/>
-        </w:rPr>
-        <w:t xml:space="preserve"> I scored 96.</w:t>
-      </w:r>
-    </w:p>
-    <w:p>
-      <w:pPr>
-        <w:rPr>
-          <w:rFonts w:cs="Arial"/>
-        </w:rPr>
-      </w:pPr>
-      <w:r>
-        <w:rPr>
-          <w:rFonts w:cs="Arial"/>
-        </w:rPr>
-        <w:t xml:space="preserve">With </w:t>
-      </w:r>
-      <w:r>
-        <w:rPr>
-          <w:rFonts w:cs="Arial"/>
-        </w:rPr>
-        <w:t>all</w:t>
-      </w:r>
-      <w:r>
-        <w:rPr>
-          <w:rFonts w:cs="Arial"/>
-        </w:rPr>
-        <w:t xml:space="preserve"> the above, I believe I am a strong contender for your full scholarship for bachelor's degrees in computer engineering and AI-related fields. I am very interested in studying at your fantastic university.</w:t>
-      </w:r>
-    </w:p>
-    <w:p>
-      <w:pPr>
-        <w:rPr>
-          <w:rFonts w:cs="Arial"/>
-        </w:rPr>
-      </w:pPr>
-      <w:r>
-        <w:rPr>
-          <w:rFonts w:cs="Arial"/>
-        </w:rPr>
-        <w:t xml:space="preserve">I am looking </w:t>
-      </w:r>
-      <w:r>
-        <w:rPr>
-          <w:rFonts w:cs="Arial"/>
-        </w:rPr>
-        <w:t>forward hearing</w:t>
-      </w:r>
+        <w:t>I am looking forward</w:t>
+      </w:r>
+      <w:r>
+        <w:rPr>
+          <w:rFonts w:cs="Arial"/>
+        </w:rPr>
+        <w:t xml:space="preserve"> to</w:t>
+      </w:r>
+      <w:r>
+        <w:rPr>
+          <w:rFonts w:cs="Arial"/>
+        </w:rPr>
+        <w:t xml:space="preserve"> </w:t>
+      </w:r>
+      <w:proofErr w:type="gramStart"/>
+      <w:r>
+        <w:rPr>
+          <w:rFonts w:cs="Arial"/>
+        </w:rPr>
+        <w:t>hear</w:t>
+      </w:r>
+      <w:proofErr w:type="gramEnd"/>
       <w:r>
         <w:rPr>
           <w:rFonts w:cs="Arial"/>
